--- a/part4/ep46_Le_toast_de_Gaston.docx
+++ b/part4/ep46_Le_toast_de_Gaston.docx
@@ -574,7 +574,7 @@
           <w:sz w:val="22"/>
         </w:rPr>
         <w:tab/>
-        <w:t>Oui, de Didier Marchais. Il vient samedi prochain avec sa vendange de quatre-vingt-dix.</w:t>
+        <w:t>Oui, de Didier Marchais. Il vient demain avec sa vendange de quatre-vingt-dix.</w:t>
       </w:r>
     </w:p>
     <w:p>
@@ -5713,7 +5713,7 @@
           <w:sz w:val="21"/>
         </w:rPr>
         <w:tab/>
-        <w:t>네, 디디에 마르셰의 것이에요. 다음 토요일에 1990년 수확을 들고 올 거예요.</w:t>
+        <w:t>네, 디디에 마르셰의 것이에요. 내일 1990년 수확을 들고 올 거예요.</w:t>
       </w:r>
     </w:p>
     <w:p>

--- a/part4/ep46_Le_toast_de_Gaston.docx
+++ b/part4/ep46_Le_toast_de_Gaston.docx
@@ -1392,7 +1392,7 @@
           <w:sz w:val="22"/>
         </w:rPr>
         <w:tab/>
-        <w:t>Je me souviens du jour où j'ai ouvert cette porte pour la première fois. C'était en mille neuf cent quatre-vingt-dix. Il pleuvait. J'avais vingt-sept ans, un prêt à rembourser, et trois cents bouteilles sur des étagères branlantes.</w:t>
+        <w:t>Je me souviens du jour où j'ai ouvert cette porte pour la première fois. C'était en mille neuf cent quatre-vingt-dix. Il pleuvait. J'avais trente-trois ans, un prêt à rembourser, et trois cents bouteilles sur des étagères branlantes.</w:t>
       </w:r>
     </w:p>
     <w:p>
@@ -6531,7 +6531,7 @@
           <w:sz w:val="21"/>
         </w:rPr>
         <w:tab/>
-        <w:t>처음 이 문을 열던 날을 기억합니다. 1990년이었고 비가 왔죠. 스물일곱 살에 갚아야 할 대출과 흔들리는 선반 위 삼백 병이 전부였소.</w:t>
+        <w:t>처음 이 문을 열던 날을 기억합니다. 1990년이었고 비가 왔죠. 서른세 살에 갚아야 할 대출과 흔들리는 선반 위 삼백 병이 전부였소.</w:t>
       </w:r>
     </w:p>
     <w:p>
